--- a/tools/aubreylaw-docgeneration/templates/estate-plan-summary.docx
+++ b/tools/aubreylaw-docgeneration/templates/estate-plan-summary.docx
@@ -122,7 +122,7 @@
           <w:sz w:val="26"/>
           <w:szCs w:val="26"/>
         </w:rPr>
-        <w:t>Trustees: Who Is in Charge</w:t>
+        <w:t>{% if planning.include_trust %}Trustees: Who Is in Charge{% endif %}</w:t>
       </w:r>
     </w:p>
     <w:p>
@@ -180,7 +180,7 @@
         <w:spacing w:after="120"/>
       </w:pPr>
       <w:r>
-        <w:t>You both retain full control over all trust assets during your lifetimes. You can add or remove property, change beneficiaries, or revoke the trust entirely at any time. If either of you becomes incapacitated — as determined by one licensed physician — the other spouse continues as sole Trustee. If both of you are incapacitated, your named Successor Trustee steps in to manage your affairs without court involvement or the need for a conservatorship.</w:t>
+        <w:t>{% if planning.include_trust %}You retain full control over all trust assets during your lifetime. You can add or remove property, change beneficiaries, or revoke the trust entirely at any time. If you become incapacitated, your named Successor Trustee steps in to manage your affairs without court involvement or the need for a conservatorship.{% endif %}</w:t>
       </w:r>
     </w:p>
     <w:p>
@@ -188,7 +188,7 @@
         <w:spacing w:after="120"/>
       </w:pPr>
       <w:r>
-        <w:t>After the first spouse passes away, the surviving spouse continues as sole Trustee with full authority over trust assets.</w:t>
+        <w:t>{% if planning.include_trust and summary.show_spouse %}After the first spouse passes away, the surviving spouse continues as sole Trustee with full authority over trust assets.{% endif %}</w:t>
       </w:r>
     </w:p>
     <w:p>
@@ -320,8 +320,7 @@
           <w:sz w:val="26"/>
           <w:szCs w:val="26"/>
         </w:rPr>
-        <w:lastRenderedPageBreak/>
-        <w:t>Special Provisions</w:t>
+        <w:t>{% if planning.include_trust %}Special Provisions{% endif %}</w:t>
       </w:r>
     </w:p>
     <w:p>
@@ -425,7 +424,7 @@
           <w:sz w:val="26"/>
           <w:szCs w:val="26"/>
         </w:rPr>
-        <w:t>Trustee Powers</w:t>
+        <w:t>{% if planning.include_trust %}Trustee Powers{% endif %}</w:t>
       </w:r>
     </w:p>
     <w:p>
@@ -500,7 +499,7 @@
           <w:sz w:val="26"/>
           <w:szCs w:val="26"/>
         </w:rPr>
-        <w:t>{{ client.full_name | name }}’s Will</w:t>
+        <w:t>{% if planning.include_pour_over_will or planning.include_simple_will or planning.include_testamentary_trust_will %}{{ client.full_name | name }}’s Will{% endif %}</w:t>
       </w:r>
       <w:proofErr w:type="spellEnd"/>
       <w:r>
@@ -549,7 +548,7 @@
         <w:spacing w:after="120"/>
       </w:pPr>
       <w:r>
-        <w:t>Tangible personal property passes to {{ spouse.full_name | name }} if surviving; otherwise to surviving children in equal shares.</w:t>
+        <w:t>{% if summary.show_spouse %}Tangible personal property passes to {{ spouse.full_name | name }} if surviving; otherwise to surviving children in equal shares.{% endif %}</w:t>
       </w:r>
     </w:p>
     <w:p>
@@ -563,7 +562,7 @@
           <w:sz w:val="26"/>
           <w:szCs w:val="26"/>
         </w:rPr>
-        <w:t>{{ spouse.full_name | name }}’s Will</w:t>
+        <w:t>{% if summary.show_spouse %}{{ spouse.full_name | name }}’s Will{% endif %}</w:t>
       </w:r>
     </w:p>
     <w:p>
@@ -606,22 +605,14 @@
         <w:spacing w:after="120"/>
       </w:pPr>
       <w:r>
-        <w:t xml:space="preserve">Tangible personal property passes to </w:t>
+        <w:t>{% if summary.show_spouse %}Tangible personal property passes to the surviving spouse; otherwise to surviving children in equal shares.{% endif %}</w:t>
       </w:r>
       <w:proofErr w:type="spellStart"/>
-      <w:r>
-        <w:t>Dianyaun</w:t>
-      </w:r>
+      <w:r/>
       <w:proofErr w:type="spellEnd"/>
-      <w:r>
-        <w:t xml:space="preserve"> </w:t>
-      </w:r>
-      <w:r>
-        <w:t>Wang</w:t>
-      </w:r>
-      <w:r>
-        <w:t xml:space="preserve"> if surviving; otherwise to surviving children in equal shares.</w:t>
-      </w:r>
+      <w:r/>
+      <w:r/>
+      <w:r/>
     </w:p>
     <w:p>
       <w:pPr>
@@ -717,7 +708,7 @@
         <w:spacing w:after="120"/>
       </w:pPr>
       <w:r>
-        <w:t>{% if planning.include_dpoa %}Gifts from Dianyuan’s assets are expressly prohibited.{% endif %}</w:t>
+        <w:t>{% if planning.include_dpoa %}Gifts from {{ client.full_name | name }}’s assets are expressly prohibited.{% endif %}</w:t>
       </w:r>
       <w:proofErr w:type="spellStart"/>
       <w:r/>
@@ -778,7 +769,7 @@
         <w:spacing w:after="120"/>
       </w:pPr>
       <w:r>
-        <w:t>Gifts from Dan’s assets are expressly prohibited.</w:t>
+        <w:t>{% if summary.show_spouse and planning.spouse_docs and planning.include_dpoa %}Gifts from the spouse’s assets are expressly prohibited.{% endif %}</w:t>
       </w:r>
     </w:p>
     <w:p>
@@ -849,7 +840,7 @@
           <w:b/>
           <w:bCs/>
         </w:rPr>
-        <w:t>{% if has_spouse and planning.spouse_docs and planning.include_hcp %}Alternate Agent: {% if healthcare.spouse_agent.alternate.full_name %}{{ healthcare.spouse_agent.alternate.full_name | name }}{% else %}[NOT PROVIDED]{% endif %}{% endif %}</w:t>
+        <w:t>{% if planning.include_hcp %}Alternate Agent: {% if healthcare.agent.alternate.full_name %}{{ healthcare.agent.alternate.full_name | name }}{% else %}[NOT PROVIDED]{% endif %}{% endif %}</w:t>
       </w:r>
       <w:r>
         <w:rPr>
@@ -864,7 +855,7 @@
         <w:spacing w:after="120"/>
       </w:pPr>
       <w:r>
-        <w:t>{% if planning.include_hcp %}No limitations — full and unlimited discretion given to agent. Dianyuan has elected to make no anatomical gift.{% endif %}</w:t>
+        <w:t>{% if planning.include_hcp %}No limitations — full and unlimited discretion given to agent. {% if hcp_anatomical_none %}{{ client.full_name | name }} has elected to make no anatomical gift.{% elif hcp_anatomical_all %}{{ client.full_name | name }} has elected to make an anatomical gift of any needed organs and tissues.{% elif hcp_anatomical_specified %}{{ client.full_name | name }} has elected to make the following anatomical gift: {{ healthcare.anatomical_specified }}.{% elif hcp_anatomical_defer %}{{ client.full_name | name }} has deferred the anatomical gift decision to the health care agent.{% endif %}{% endif %}</w:t>
       </w:r>
       <w:proofErr w:type="spellStart"/>
       <w:r/>
@@ -925,7 +916,7 @@
         <w:spacing w:after="120"/>
       </w:pPr>
       <w:r>
-        <w:t>No limitations — full and unlimited discretion given to agent. Dan has elected to make no anatomical gift.</w:t>
+        <w:t>{% if summary.show_spouse and planning.spouse_docs and planning.include_hcp %}No limitations — full and unlimited discretion given to agent.{% endif %}</w:t>
       </w:r>
     </w:p>
     <w:p>
@@ -1033,7 +1024,7 @@
           <w:sz w:val="32"/>
           <w:szCs w:val="32"/>
         </w:rPr>
-        <w:t xml:space="preserve">Your Key People </w:t>
+        <w:t>{% if summary.show_key_people %}Your Key People at a Glance{% endif %}</w:t>
       </w:r>
       <w:proofErr w:type="gramStart"/>
       <w:r>
@@ -1044,7 +1035,6 @@
           <w:sz w:val="32"/>
           <w:szCs w:val="32"/>
         </w:rPr>
-        <w:t>at a Glance</w:t>
       </w:r>
       <w:proofErr w:type="gramEnd"/>
     </w:p>
@@ -1053,7 +1043,12 @@
         <w:spacing w:after="120"/>
       </w:pPr>
       <w:r>
-        <w:t>The following people have been named to carry out your wishes. Make sure each person knows their role and where your documents are located.</w:t>
+        <w:t>{% if summary.show_key_people %}The following people have been named to carry out your wishes. Make sure each person knows their role and where your documents are located.{% endif %}</w:t>
+      </w:r>
+    </w:p>
+    <w:p>
+      <w:r>
+        <w:t>{% if summary.show_key_people %}</w:t>
       </w:r>
     </w:p>
     <w:tbl>
@@ -1186,7 +1181,7 @@
                 <w:sz w:val="20"/>
                 <w:szCs w:val="20"/>
               </w:rPr>
-              <w:t>{{ spouse.first_name or spouse.full_name }} — Primary</w:t>
+              <w:t>{% if summary.show_spouse %}{{ spouse.first_name or spouse.full_name }} — Primary{% else %}—{% endif %}</w:t>
             </w:r>
           </w:p>
         </w:tc>
@@ -1231,7 +1226,7 @@
           </w:tcPr>
           <w:p>
             <w:r>
-              <w:t>Trustee</w:t>
+              <w:t>{%tr if summary.show_trustee %}</w:t>
             </w:r>
           </w:p>
         </w:tc>
@@ -1241,7 +1236,7 @@
           </w:tcPr>
           <w:p>
             <w:r>
-              <w:t>{{ fiduciaries.trustee.primary.full_name | name }}</w:t>
+              <w:t/>
             </w:r>
           </w:p>
         </w:tc>
@@ -1251,7 +1246,7 @@
           </w:tcPr>
           <w:p>
             <w:r>
-              <w:t>{% if fiduciaries.trustee.co_primary.full_name %}{{ fiduciaries.trustee.co_primary.full_name | name }}{% else %}—{% endif %}</w:t>
+              <w:t/>
             </w:r>
           </w:p>
         </w:tc>
@@ -1261,8 +1256,9 @@
           </w:tcPr>
           <w:p>
             <w:r>
-              <w:t>{% if fiduciaries.trustee.successor.full_name %}{{ fiduciaries.trustee.successor.full_name | name }}{% else %}[NOT PROVIDED]{% endif %}</w:t>
-            </w:r>
+              <w:t/>
+            </w:r>
+            <w:r/>
           </w:p>
         </w:tc>
       </w:tr>
@@ -1273,7 +1269,7 @@
           </w:tcPr>
           <w:p>
             <w:r>
-              <w:t>Personal Representative</w:t>
+              <w:t>Trustee</w:t>
             </w:r>
           </w:p>
         </w:tc>
@@ -1283,7 +1279,7 @@
           </w:tcPr>
           <w:p>
             <w:r>
-              <w:t>{{ fiduciaries.executor.primary.full_name | name }}</w:t>
+              <w:t>{{ fiduciaries.trustee.primary.full_name | name }}</w:t>
             </w:r>
           </w:p>
         </w:tc>
@@ -1293,7 +1289,7 @@
           </w:tcPr>
           <w:p>
             <w:r>
-              <w:t>{% if fiduciaries.spouse_executor.primary.full_name %}{{ fiduciaries.spouse_executor.primary.full_name | name }}{% else %}—{% endif %}</w:t>
+              <w:t>{% if fiduciaries.trustee.co_primary.full_name %}{{ fiduciaries.trustee.co_primary.full_name | name }}{% else %}—{% endif %}</w:t>
             </w:r>
           </w:p>
         </w:tc>
@@ -1303,8 +1299,9 @@
           </w:tcPr>
           <w:p>
             <w:r>
-              <w:t>{% if fiduciaries.executor.successor.full_name %}{{ fiduciaries.executor.successor.full_name | name }}{% else %}[NOT PROVIDED]{% endif %}</w:t>
-            </w:r>
+              <w:t>{% if fiduciaries.trustee.successor.full_name %}{{ fiduciaries.trustee.successor.full_name | name }}{% else %}[NOT PROVIDED]{% endif %}</w:t>
+            </w:r>
+            <w:r/>
           </w:p>
         </w:tc>
       </w:tr>
@@ -1315,7 +1312,7 @@
           </w:tcPr>
           <w:p>
             <w:r>
-              <w:t>Power of Attorney Agent</w:t>
+              <w:t>{%tr endif %}</w:t>
             </w:r>
           </w:p>
         </w:tc>
@@ -1325,7 +1322,7 @@
           </w:tcPr>
           <w:p>
             <w:r>
-              <w:t>{{ fiduciaries.agent.primary.full_name | name }}</w:t>
+              <w:t/>
             </w:r>
           </w:p>
         </w:tc>
@@ -1335,7 +1332,7 @@
           </w:tcPr>
           <w:p>
             <w:r>
-              <w:t>{% if fiduciaries.spouse_agent.primary.full_name %}{{ fiduciaries.spouse_agent.primary.full_name | name }}{% else %}—{% endif %}</w:t>
+              <w:t/>
             </w:r>
           </w:p>
         </w:tc>
@@ -1345,8 +1342,9 @@
           </w:tcPr>
           <w:p>
             <w:r>
-              <w:t>{% if fiduciaries.agent.successor.full_name %}{{ fiduciaries.agent.successor.full_name | name }}{% else %}[NOT PROVIDED]{% endif %}</w:t>
-            </w:r>
+              <w:t/>
+            </w:r>
+            <w:r/>
           </w:p>
         </w:tc>
       </w:tr>
@@ -1357,6 +1355,307 @@
           </w:tcPr>
           <w:p>
             <w:r>
+              <w:t>{%tr if summary.show_personal_representative %}</w:t>
+            </w:r>
+          </w:p>
+        </w:tc>
+        <w:tc>
+          <w:tcPr>
+            <w:tcW w:type="dxa" w:w="2300"/>
+          </w:tcPr>
+          <w:p>
+            <w:r>
+              <w:t/>
+            </w:r>
+          </w:p>
+        </w:tc>
+        <w:tc>
+          <w:tcPr>
+            <w:tcW w:type="dxa" w:w="2300"/>
+          </w:tcPr>
+          <w:p>
+            <w:r>
+              <w:t/>
+            </w:r>
+          </w:p>
+        </w:tc>
+        <w:tc>
+          <w:tcPr>
+            <w:tcW w:type="dxa" w:w="2660"/>
+          </w:tcPr>
+          <w:p>
+            <w:r>
+              <w:t/>
+            </w:r>
+            <w:r/>
+          </w:p>
+        </w:tc>
+      </w:tr>
+      <w:tr>
+        <w:tc>
+          <w:tcPr>
+            <w:tcW w:type="dxa" w:w="2100"/>
+          </w:tcPr>
+          <w:p>
+            <w:r>
+              <w:t>Personal Representative</w:t>
+            </w:r>
+          </w:p>
+        </w:tc>
+        <w:tc>
+          <w:tcPr>
+            <w:tcW w:type="dxa" w:w="2300"/>
+          </w:tcPr>
+          <w:p>
+            <w:r>
+              <w:t>{{ fiduciaries.executor.primary.full_name | name }}</w:t>
+            </w:r>
+          </w:p>
+        </w:tc>
+        <w:tc>
+          <w:tcPr>
+            <w:tcW w:type="dxa" w:w="2300"/>
+          </w:tcPr>
+          <w:p>
+            <w:r>
+              <w:t>{% if fiduciaries.spouse_executor.primary.full_name %}{{ fiduciaries.spouse_executor.primary.full_name | name }}{% else %}—{% endif %}</w:t>
+            </w:r>
+          </w:p>
+        </w:tc>
+        <w:tc>
+          <w:tcPr>
+            <w:tcW w:type="dxa" w:w="2660"/>
+          </w:tcPr>
+          <w:p>
+            <w:r>
+              <w:t>{% if fiduciaries.executor.successor.full_name %}{{ fiduciaries.executor.successor.full_name | name }}{% else %}[NOT PROVIDED]{% endif %}</w:t>
+            </w:r>
+            <w:r/>
+          </w:p>
+        </w:tc>
+      </w:tr>
+      <w:tr>
+        <w:tc>
+          <w:tcPr>
+            <w:tcW w:type="dxa" w:w="2100"/>
+          </w:tcPr>
+          <w:p>
+            <w:r>
+              <w:t>{%tr endif %}</w:t>
+            </w:r>
+          </w:p>
+        </w:tc>
+        <w:tc>
+          <w:tcPr>
+            <w:tcW w:type="dxa" w:w="2300"/>
+          </w:tcPr>
+          <w:p>
+            <w:r>
+              <w:t/>
+            </w:r>
+          </w:p>
+        </w:tc>
+        <w:tc>
+          <w:tcPr>
+            <w:tcW w:type="dxa" w:w="2300"/>
+          </w:tcPr>
+          <w:p>
+            <w:r>
+              <w:t/>
+            </w:r>
+          </w:p>
+        </w:tc>
+        <w:tc>
+          <w:tcPr>
+            <w:tcW w:type="dxa" w:w="2660"/>
+          </w:tcPr>
+          <w:p>
+            <w:r>
+              <w:t/>
+            </w:r>
+            <w:r/>
+          </w:p>
+        </w:tc>
+      </w:tr>
+      <w:tr>
+        <w:tc>
+          <w:tcPr>
+            <w:tcW w:type="dxa" w:w="2100"/>
+          </w:tcPr>
+          <w:p>
+            <w:r>
+              <w:t>{%tr if summary.show_dpoa_agent %}</w:t>
+            </w:r>
+          </w:p>
+        </w:tc>
+        <w:tc>
+          <w:tcPr>
+            <w:tcW w:type="dxa" w:w="2300"/>
+          </w:tcPr>
+          <w:p>
+            <w:r>
+              <w:t/>
+            </w:r>
+          </w:p>
+        </w:tc>
+        <w:tc>
+          <w:tcPr>
+            <w:tcW w:type="dxa" w:w="2300"/>
+          </w:tcPr>
+          <w:p>
+            <w:r>
+              <w:t/>
+            </w:r>
+          </w:p>
+        </w:tc>
+        <w:tc>
+          <w:tcPr>
+            <w:tcW w:type="dxa" w:w="2660"/>
+          </w:tcPr>
+          <w:p>
+            <w:r>
+              <w:t/>
+            </w:r>
+            <w:r/>
+          </w:p>
+        </w:tc>
+      </w:tr>
+      <w:tr>
+        <w:tc>
+          <w:tcPr>
+            <w:tcW w:type="dxa" w:w="2100"/>
+          </w:tcPr>
+          <w:p>
+            <w:r>
+              <w:t>Power of Attorney Agent</w:t>
+            </w:r>
+          </w:p>
+        </w:tc>
+        <w:tc>
+          <w:tcPr>
+            <w:tcW w:type="dxa" w:w="2300"/>
+          </w:tcPr>
+          <w:p>
+            <w:r>
+              <w:t>{{ fiduciaries.agent.primary.full_name | name }}</w:t>
+            </w:r>
+          </w:p>
+        </w:tc>
+        <w:tc>
+          <w:tcPr>
+            <w:tcW w:type="dxa" w:w="2300"/>
+          </w:tcPr>
+          <w:p>
+            <w:r>
+              <w:t>{% if fiduciaries.spouse_agent.primary.full_name %}{{ fiduciaries.spouse_agent.primary.full_name | name }}{% else %}—{% endif %}</w:t>
+            </w:r>
+          </w:p>
+        </w:tc>
+        <w:tc>
+          <w:tcPr>
+            <w:tcW w:type="dxa" w:w="2660"/>
+          </w:tcPr>
+          <w:p>
+            <w:r>
+              <w:t>{% if fiduciaries.agent.successor.full_name %}{{ fiduciaries.agent.successor.full_name | name }}{% else %}[NOT PROVIDED]{% endif %}</w:t>
+            </w:r>
+            <w:r/>
+          </w:p>
+        </w:tc>
+      </w:tr>
+      <w:tr>
+        <w:tc>
+          <w:tcPr>
+            <w:tcW w:type="dxa" w:w="2100"/>
+          </w:tcPr>
+          <w:p>
+            <w:r>
+              <w:t>{%tr endif %}</w:t>
+            </w:r>
+          </w:p>
+        </w:tc>
+        <w:tc>
+          <w:tcPr>
+            <w:tcW w:type="dxa" w:w="2300"/>
+          </w:tcPr>
+          <w:p>
+            <w:r>
+              <w:t/>
+            </w:r>
+          </w:p>
+        </w:tc>
+        <w:tc>
+          <w:tcPr>
+            <w:tcW w:type="dxa" w:w="2300"/>
+          </w:tcPr>
+          <w:p>
+            <w:r>
+              <w:t/>
+            </w:r>
+          </w:p>
+        </w:tc>
+        <w:tc>
+          <w:tcPr>
+            <w:tcW w:type="dxa" w:w="2660"/>
+          </w:tcPr>
+          <w:p>
+            <w:r>
+              <w:t/>
+            </w:r>
+            <w:r/>
+          </w:p>
+        </w:tc>
+      </w:tr>
+      <w:tr>
+        <w:tc>
+          <w:tcPr>
+            <w:tcW w:type="dxa" w:w="2100"/>
+          </w:tcPr>
+          <w:p>
+            <w:r>
+              <w:t>{%tr if summary.show_healthcare_agent %}</w:t>
+            </w:r>
+          </w:p>
+        </w:tc>
+        <w:tc>
+          <w:tcPr>
+            <w:tcW w:type="dxa" w:w="2300"/>
+          </w:tcPr>
+          <w:p>
+            <w:r>
+              <w:t/>
+            </w:r>
+          </w:p>
+        </w:tc>
+        <w:tc>
+          <w:tcPr>
+            <w:tcW w:type="dxa" w:w="2300"/>
+          </w:tcPr>
+          <w:p>
+            <w:r>
+              <w:t/>
+            </w:r>
+          </w:p>
+        </w:tc>
+        <w:tc>
+          <w:tcPr>
+            <w:tcW w:type="dxa" w:w="2660"/>
+          </w:tcPr>
+          <w:p>
+            <w:r>
+              <w:t/>
+            </w:r>
+            <w:r/>
+          </w:p>
+        </w:tc>
+      </w:tr>
+      <w:tr>
+        <w:tc>
+          <w:tcPr>
+            <w:tcW w:type="dxa" w:w="2100"/>
+          </w:tcPr>
+          <w:p>
+            <w:r>
               <w:t>Health Care Agent</w:t>
             </w:r>
           </w:p>
@@ -1388,11 +1687,191 @@
           <w:p>
             <w:r>
               <w:t>{% if healthcare.agent.alternate.full_name %}{{ healthcare.agent.alternate.full_name | name }}{% else %}[NOT PROVIDED]{% endif %}</w:t>
+            </w:r>
+            <w:r/>
+          </w:p>
+        </w:tc>
+      </w:tr>
+      <w:tr>
+        <w:tc>
+          <w:tcPr>
+            <w:tcW w:type="dxa" w:w="2100"/>
+          </w:tcPr>
+          <w:p>
+            <w:r>
+              <w:t>{%tr endif %}</w:t>
+            </w:r>
+          </w:p>
+        </w:tc>
+        <w:tc>
+          <w:tcPr>
+            <w:tcW w:type="dxa" w:w="2300"/>
+          </w:tcPr>
+          <w:p>
+            <w:r>
+              <w:t/>
+            </w:r>
+          </w:p>
+        </w:tc>
+        <w:tc>
+          <w:tcPr>
+            <w:tcW w:type="dxa" w:w="2300"/>
+          </w:tcPr>
+          <w:p>
+            <w:r>
+              <w:t/>
+            </w:r>
+          </w:p>
+        </w:tc>
+        <w:tc>
+          <w:tcPr>
+            <w:tcW w:type="dxa" w:w="2660"/>
+          </w:tcPr>
+          <w:p>
+            <w:r>
+              <w:t/>
+            </w:r>
+            <w:r/>
+          </w:p>
+        </w:tc>
+      </w:tr>
+      <w:tr>
+        <w:tc>
+          <w:tcPr>
+            <w:tcW w:type="dxa" w:w="2100"/>
+          </w:tcPr>
+          <w:p>
+            <w:r>
+              <w:t>{%tr if summary.show_guardian %}</w:t>
+            </w:r>
+          </w:p>
+        </w:tc>
+        <w:tc>
+          <w:tcPr>
+            <w:tcW w:type="dxa" w:w="2300"/>
+          </w:tcPr>
+          <w:p>
+            <w:r>
+              <w:t/>
+            </w:r>
+          </w:p>
+        </w:tc>
+        <w:tc>
+          <w:tcPr>
+            <w:tcW w:type="dxa" w:w="2300"/>
+          </w:tcPr>
+          <w:p>
+            <w:r>
+              <w:t/>
+            </w:r>
+          </w:p>
+        </w:tc>
+        <w:tc>
+          <w:tcPr>
+            <w:tcW w:type="dxa" w:w="2660"/>
+          </w:tcPr>
+          <w:p>
+            <w:r>
+              <w:t/>
+            </w:r>
+          </w:p>
+        </w:tc>
+      </w:tr>
+      <w:tr>
+        <w:tc>
+          <w:tcPr>
+            <w:tcW w:type="dxa" w:w="2100"/>
+          </w:tcPr>
+          <w:p>
+            <w:r>
+              <w:t>Guardian</w:t>
+            </w:r>
+          </w:p>
+        </w:tc>
+        <w:tc>
+          <w:tcPr>
+            <w:tcW w:type="dxa" w:w="2300"/>
+          </w:tcPr>
+          <w:p>
+            <w:r>
+              <w:t>{{ guardians.primary.full_name | name }}</w:t>
+            </w:r>
+          </w:p>
+        </w:tc>
+        <w:tc>
+          <w:tcPr>
+            <w:tcW w:type="dxa" w:w="2300"/>
+          </w:tcPr>
+          <w:p>
+            <w:r>
+              <w:t>—</w:t>
+            </w:r>
+          </w:p>
+        </w:tc>
+        <w:tc>
+          <w:tcPr>
+            <w:tcW w:type="dxa" w:w="2660"/>
+          </w:tcPr>
+          <w:p>
+            <w:r>
+              <w:t>{% if guardians.successor.full_name %}{{ guardians.successor.full_name | name }}{% else %}[NOT PROVIDED]{% endif %}</w:t>
+            </w:r>
+          </w:p>
+        </w:tc>
+      </w:tr>
+      <w:tr>
+        <w:tc>
+          <w:tcPr>
+            <w:tcW w:type="dxa" w:w="2100"/>
+          </w:tcPr>
+          <w:p>
+            <w:r>
+              <w:t>{%tr endif %}</w:t>
+            </w:r>
+          </w:p>
+        </w:tc>
+        <w:tc>
+          <w:tcPr>
+            <w:tcW w:type="dxa" w:w="2300"/>
+          </w:tcPr>
+          <w:p>
+            <w:r>
+              <w:t/>
+            </w:r>
+          </w:p>
+        </w:tc>
+        <w:tc>
+          <w:tcPr>
+            <w:tcW w:type="dxa" w:w="2300"/>
+          </w:tcPr>
+          <w:p>
+            <w:r>
+              <w:t/>
+            </w:r>
+          </w:p>
+        </w:tc>
+        <w:tc>
+          <w:tcPr>
+            <w:tcW w:type="dxa" w:w="2660"/>
+          </w:tcPr>
+          <w:p>
+            <w:r>
+              <w:t/>
             </w:r>
           </w:p>
         </w:tc>
       </w:tr>
     </w:tbl>
+    <w:p>
+      <w:r>
+        <w:t>{% endif %}</w:t>
+      </w:r>
+    </w:p>
+    <w:p>
+      <w:r>
+        <w:t>{% if summary.has_completion_items %}</w:t>
+      </w:r>
+    </w:p>
     <w:p>
       <w:pPr>
         <w:spacing w:before="300" w:after="200"/>
@@ -1528,6 +2007,11 @@
       </w:pPr>
     </w:p>
     <w:p>
+      <w:r>
+        <w:t>{% endif %}</w:t>
+      </w:r>
+    </w:p>
+    <w:p>
       <w:pPr>
         <w:spacing w:before="360" w:after="200"/>
         <w:rPr>
@@ -1553,6 +2037,7 @@
     </w:p>
     <w:p>
       <w:pPr>
+        <w:pageBreakBefore/>
         <w:spacing w:before="360" w:after="200"/>
       </w:pPr>
       <w:r>
